--- a/protocol/02_extraction_framework/asb_framework_02_4_evidence_direction_and_sample_size.docx
+++ b/protocol/02_extraction_framework/asb_framework_02_4_evidence_direction_and_sample_size.docx
@@ -2280,7 +2280,7 @@
           <w:sz w:val="24"/>
           <w:szCs w:val="24"/>
         </w:rPr>
-        <w:t xml:space="preserve">The denominator is the 54 records whose tool_target_tier value begins with ALL. Each value carries a parenthetical basis for the universal classification: messaging tool (n = 25), educational tool (n = 16), general population (n = 6), structural feature (n = 5), mandatory break (n = 1), and platform program (n = 1). The 29 records coded N/A (no human participant sample) are excluded from the denominator, as are the 158 HIGH, 90 MOD, and 79 LOW records.</w:t>
+        <w:t xml:space="preserve">The denominator is the 54 records whose tool_target_tier value begins with ALL. Each value carries a parenthetical basis for the universal classification: messaging tool (n = 25), educational tool (n = 16), general population (n = 6), structural feature (n = 5), mandatory break (n = 1), and platform program (n = 1). The 30 records coded N/A (no human participant sample) are excluded from the denominator, as are the 157 HIGH, 90 MOD, and 79 LOW records.</w:t>
       </w:r>
     </w:p>
     <w:p>

--- a/protocol/02_extraction_framework/asb_framework_02_4_evidence_direction_and_sample_size.docx
+++ b/protocol/02_extraction_framework/asb_framework_02_4_evidence_direction_and_sample_size.docx
@@ -613,7 +613,7 @@
           <w:sz w:val="24"/>
           <w:szCs w:val="24"/>
         </w:rPr>
-        <w:t xml:space="preserve">The term “conditional” or “conditionally positive” appears in several places in the main manuscript (e.g., in the description of the convergent evidence set filter criteria). It is not a fifth direction value in the coding. It is a descriptive qualifier used in the text for findings coded as mixed where the heterogeneity takes the form of “positive under specified conditions.”</w:t>
+        <w:t>The term “conditional” or “conditionally positive” was used in earlier drafts of the main manuscript and appears in some working files (for example, the convergent evidence set filter was first written as “positive or conditionally positive”). It is not a fifth direction value in the coding. It is a descriptive qualifier for findings coded as mixed where the heterogeneity takes the form of “positive under specified conditions”. Mapping rule: “conditional” maps to mixed. The convergent evidence set criterion is implemented as “direction ∈ {positive, mixed}”, which is how the main manuscript now states it.</w:t>
       </w:r>
     </w:p>
     <w:p>
@@ -624,38 +624,10 @@
       <w:r>
         <w:rPr>
           <w:rFonts w:ascii="Times New Roman" w:cs="Times New Roman" w:eastAsia="Times New Roman" w:hAnsi="Times New Roman"/>
-          <w:i/>
-          <w:iCs/>
           <w:sz w:val="24"/>
           <w:szCs w:val="24"/>
         </w:rPr>
-        <w:t xml:space="preserve">Mapping rule. </w:t>
-      </w:r>
-      <w:r>
-        <w:rPr>
-          <w:rFonts w:ascii="Times New Roman" w:cs="Times New Roman" w:eastAsia="Times New Roman" w:hAnsi="Times New Roman"/>
-          <w:sz w:val="24"/>
-          <w:szCs w:val="24"/>
-        </w:rPr>
-        <w:t xml:space="preserve">In the coding, “conditional” maps to </w:t>
-      </w:r>
-      <w:r>
-        <w:rPr>
-          <w:rFonts w:ascii="Times New Roman" w:cs="Times New Roman" w:eastAsia="Times New Roman" w:hAnsi="Times New Roman"/>
-          <w:i/>
-          <w:iCs/>
-          <w:sz w:val="24"/>
-          <w:szCs w:val="24"/>
-        </w:rPr>
-        <w:t xml:space="preserve">mixed</w:t>
-      </w:r>
-      <w:r>
-        <w:rPr>
-          <w:rFonts w:ascii="Times New Roman" w:cs="Times New Roman" w:eastAsia="Times New Roman" w:hAnsi="Times New Roman"/>
-          <w:sz w:val="24"/>
-          <w:szCs w:val="24"/>
-        </w:rPr>
-        <w:t xml:space="preserve">. The convergent evidence set filter criterion “positive or conditionally positive” is implemented as “direction ∈ {positive, mixed}.” Readers interested in the subset of mixed records where the heterogeneity is conditions-specific (rather than subgroup-specific or outcome-specific) can identify these in the record-level data by the Main_Findings and Subgroup_Effects fields.</w:t>
+        <w:t>Readers interested in the subset of mixed records where the heterogeneity is conditions-specific (rather than subgroup-specific or outcome-specific) can identify these in the record-level data by the Main_Findings and Subgroup_Effects fields.</w:t>
       </w:r>
     </w:p>
     <w:p>
